--- a/rapports/2026-06-06/EQ16/EQ16_enq1_v2/DR_051203010031/91-13-26-18.docx
+++ b/rapports/2026-06-06/EQ16/EQ16_enq1_v2/DR_051203010031/91-13-26-18.docx
@@ -297,7 +297,7 @@
           <w:color w:val="1F6FEB"/>
           <w:sz w:val="22"/>
         </w:rPr>
-        <w:t>⚠ INCOHÉRENCES À CORRIGER (321)</w:t>
+        <w:t>⚠ INCOHÉRENCES À CORRIGER (318)</w:t>
       </w:r>
     </w:p>
     <w:tbl>
@@ -2285,7 +2285,7 @@
                 <w:i w:val="0"/>
                 <w:sz w:val="17"/>
               </w:rPr>
-              <w:t>Incohérence!!! seulement les écoles privées paient les frais de scolarité (y compris les frais d'inscription).</w:t>
+              <w:t>Incohérent!! Le niveau d'instruction déclaré par l'un des enfants () au niveau de la section 1 de Amadou sy diffère de celui donné par Amadou sy lui-même qui affirme ne pas avoir frequenté l'école formelle.</w:t>
             </w:r>
           </w:p>
         </w:tc>
@@ -2375,7 +2375,7 @@
                 <w:i w:val="0"/>
                 <w:sz w:val="17"/>
               </w:rPr>
-              <w:t>Incohérent!! Le niveau d'instruction déclaré par l'un des enfants () au niveau de la section 1 de Amadou sy diffère de celui donné par Amadou sy lui-même qui affirme ne pas avoir frequenté l'école formelle.</w:t>
+              <w:t>Incohérent!! Le niveau d'instruction déclaré par l'un des enfants () au niveau de la section 1 de Fatoumata Diaby diffère de celui donné par Fatoumata Diaby lui-même qui affirme ne pas avoir frequenté l'école formelle.</w:t>
             </w:r>
           </w:p>
         </w:tc>
@@ -2465,7 +2465,7 @@
                 <w:i w:val="0"/>
                 <w:sz w:val="17"/>
               </w:rPr>
-              <w:t>Incohérent!! Le niveau d'instruction déclaré par l'un des enfants () au niveau de la section 1 de Fatoumata Diaby diffère de celui donné par Fatoumata Diaby lui-même qui affirme ne pas avoir frequenté l'école formelle.</w:t>
+              <w:t>Incohérent!! Le niveau d'instruction déclaré par l'un des enfants () au niveau de la section 1 de Kadidia diarra diffère de celui donné par Kadidia diarra lui-même qui affirme ne pas avoir frequenté l'école formelle.</w:t>
             </w:r>
           </w:p>
         </w:tc>
@@ -2555,7 +2555,7 @@
                 <w:i w:val="0"/>
                 <w:sz w:val="17"/>
               </w:rPr>
-              <w:t>Incohérent!! Le niveau d'instruction déclaré par l'un des enfants () au niveau de la section 1 de Kadidia diarra diffère de celui donné par Kadidia diarra lui-même qui affirme ne pas avoir frequenté l'école formelle.</w:t>
+              <w:t>Incohérent!! Le niveau d'instruction déclaré par l'un des enfants () au niveau de la section 1 de MOUSSA SY diffère de celui donné par MOUSSA SY lui-même qui affirme ne pas avoir frequenté l'école formelle.</w:t>
             </w:r>
           </w:p>
         </w:tc>
@@ -2614,7 +2614,7 @@
                 <w:color w:val="16A34A"/>
                 <w:sz w:val="16"/>
               </w:rPr>
-              <w:t>—</w:t>
+              <w:t>s01q32, s01q36, s01q38, s04q37_modif, s02q33, s02q34, s01q00b</w:t>
             </w:r>
           </w:p>
         </w:tc>
@@ -2645,7 +2645,7 @@
                 <w:i w:val="0"/>
                 <w:sz w:val="17"/>
               </w:rPr>
-              <w:t>Incohérent!! Le niveau d'instruction déclaré par l'un des enfants () au niveau de la section 1 de MOUSSA SY diffère de celui donné par MOUSSA SY lui-même qui affirme ne pas avoir frequenté l'école formelle.</w:t>
+              <w:t>Peu probable!!! Vu l'âge (23 ans) de Mariame soumare ou l'année à laquelle Mariame soumare a fréquenté l'école pour la dernière fois (2021) le dernier diplome de Mariame soumare ne peut être le Certificat d'études primaires (CEP), prière de corriger cette incohérence ou confirmer avec le QG.</w:t>
             </w:r>
           </w:p>
         </w:tc>
@@ -2660,10 +2660,10 @@
               <w:rPr>
                 <w:b/>
                 <w:i w:val="0"/>
-                <w:color w:val="DC2626"/>
-                <w:sz w:val="16"/>
-              </w:rPr>
-              <w:t>Haute</w:t>
+                <w:color w:val="EA580C"/>
+                <w:sz w:val="16"/>
+              </w:rPr>
+              <w:t>Moyenne</w:t>
             </w:r>
           </w:p>
         </w:tc>
@@ -2678,7 +2678,7 @@
                 <w:i w:val="0"/>
                 <w:sz w:val="16"/>
               </w:rPr>
-              <w:t>S02</w:t>
+              <w:t>S00</w:t>
               <w:br/>
             </w:r>
             <w:r>
@@ -2688,7 +2688,7 @@
                 <w:color w:val="64748B"/>
                 <w:sz w:val="14"/>
               </w:rPr>
-              <w:t>Éducation</w:t>
+              <w:t>Identification</w:t>
             </w:r>
           </w:p>
         </w:tc>
@@ -2704,7 +2704,7 @@
                 <w:color w:val="16A34A"/>
                 <w:sz w:val="16"/>
               </w:rPr>
-              <w:t>s01q32, s01q36, s01q38, s04q37_modif, s02q33, s02q34, s01q00b</w:t>
+              <w:t>s00q07a, s00q08, s00q10, s00q13_0, s00q15_0, s00q17_0, s00q23a, s00q23b</w:t>
             </w:r>
           </w:p>
         </w:tc>
@@ -2735,7 +2735,7 @@
                 <w:i w:val="0"/>
                 <w:sz w:val="17"/>
               </w:rPr>
-              <w:t>Peu probable!!! Vu l'âge (23 ans) de Mariame soumare ou l'année à laquelle Mariame soumare a fréquenté l'école pour la dernière fois (2021) le dernier diplome de Mariame soumare ne peut être le Certificat d'études primaires (CEP), prière de corriger cette incohérence ou confirmer avec le QG.</w:t>
+              <w:t>Prière de renseigner toutes les informations du ménage dans la section 0 avant d'entamer les autres informations.</w:t>
             </w:r>
           </w:p>
         </w:tc>
@@ -2794,7 +2794,7 @@
                 <w:color w:val="16A34A"/>
                 <w:sz w:val="16"/>
               </w:rPr>
-              <w:t>s00q07a, s00q08, s00q10, s00q13_0, s00q15_0, s00q17_0, s00q23a, s00q23b</w:t>
+              <w:t>—</w:t>
             </w:r>
           </w:p>
         </w:tc>
@@ -2825,7 +2825,7 @@
                 <w:i w:val="0"/>
                 <w:sz w:val="17"/>
               </w:rPr>
-              <w:t>Prière de renseigner toutes les informations du ménage dans la section 0 avant d'entamer les autres informations.</w:t>
+              <w:t>Il est obligatoire de prendre les coordonnées Gps avant d'administrer le questionnaire.</w:t>
             </w:r>
           </w:p>
         </w:tc>
@@ -2915,7 +2915,7 @@
                 <w:i w:val="0"/>
                 <w:sz w:val="17"/>
               </w:rPr>
-              <w:t>Il est obligatoire de prendre les coordonnées Gps avant d'administrer le questionnaire.</w:t>
+              <w:t>Prière de prendre les coordonnées GPS.</w:t>
             </w:r>
           </w:p>
         </w:tc>
@@ -3005,7 +3005,7 @@
                 <w:i w:val="0"/>
                 <w:sz w:val="17"/>
               </w:rPr>
-              <w:t>Prière de prendre les coordonnées GPS.</w:t>
+              <w:t>Les coordonnées GPS ménage prises lors de l'enquête principale diffèrent de celles du dénombrement, êtes vous sûr d'avoir enquêté le bon ménage si non chercher le bon ménage.</w:t>
             </w:r>
           </w:p>
         </w:tc>
@@ -3038,7 +3038,7 @@
                 <w:i w:val="0"/>
                 <w:sz w:val="16"/>
               </w:rPr>
-              <w:t>S00</w:t>
+              <w:t>S01</w:t>
               <w:br/>
             </w:r>
             <w:r>
@@ -3048,7 +3048,7 @@
                 <w:color w:val="64748B"/>
                 <w:sz w:val="14"/>
               </w:rPr>
-              <w:t>Identification</w:t>
+              <w:t>Démographie</w:t>
             </w:r>
           </w:p>
         </w:tc>
@@ -3095,7 +3095,7 @@
                 <w:i w:val="0"/>
                 <w:sz w:val="17"/>
               </w:rPr>
-              <w:t>Les coordonnées GPS ménage prises lors de l'enquête principale diffèrent de celles du dénombrement, êtes vous sûr d'avoir enquêté le bon ménage si non chercher le bon ménage.</w:t>
+              <w:t>Prière de verifier l'information donnée par Baylo sy ou corriger au niveau de la section 1.</w:t>
             </w:r>
           </w:p>
         </w:tc>
@@ -3185,7 +3185,7 @@
                 <w:i w:val="0"/>
                 <w:sz w:val="17"/>
               </w:rPr>
-              <w:t>Prière de verifier l'information donnée par Baylo sy ou corriger au niveau de la section 1.</w:t>
+              <w:t>Prière de vérifier cette information auprès de l'enquêté et de corriger si nécessaire.</w:t>
             </w:r>
           </w:p>
         </w:tc>
@@ -3275,7 +3275,7 @@
                 <w:i w:val="0"/>
                 <w:sz w:val="17"/>
               </w:rPr>
-              <w:t>Prière de vérifier cette information auprès de l'enquêté et de corriger si nécessaire.</w:t>
+              <w:t>Prière de verifier l'information donnée par Amadou sy ou corriger au niveau de la section 1.</w:t>
             </w:r>
           </w:p>
         </w:tc>
@@ -3365,7 +3365,7 @@
                 <w:i w:val="0"/>
                 <w:sz w:val="17"/>
               </w:rPr>
-              <w:t>Prière de verifier l'information donnée par Amadou sy ou corriger au niveau de la section 1.</w:t>
+              <w:t>Prière de verifier l'information donnée par Alpha sy ou corriger au niveau de la section 1.</w:t>
             </w:r>
           </w:p>
         </w:tc>
@@ -3455,7 +3455,7 @@
                 <w:i w:val="0"/>
                 <w:sz w:val="17"/>
               </w:rPr>
-              <w:t>Prière de verifier l'information donnée par Alpha sy ou corriger au niveau de la section 1.</w:t>
+              <w:t>Prière de verifier l'information donnée par Ibrahima sy ou corriger au niveau de la section 1.</w:t>
             </w:r>
           </w:p>
         </w:tc>
@@ -3545,7 +3545,7 @@
                 <w:i w:val="0"/>
                 <w:sz w:val="17"/>
               </w:rPr>
-              <w:t>Prière de verifier l'information donnée par Ibrahima sy ou corriger au niveau de la section 1.</w:t>
+              <w:t>Prière de verifier l'information donnée par Mamadou sy ou corriger au niveau de la section 1.</w:t>
             </w:r>
           </w:p>
         </w:tc>
@@ -3635,277 +3635,7 @@
                 <w:i w:val="0"/>
                 <w:sz w:val="17"/>
               </w:rPr>
-              <w:t>Prière de verifier l'information donnée par Mamadou sy ou corriger au niveau de la section 1.</w:t>
-            </w:r>
-          </w:p>
-        </w:tc>
-      </w:tr>
-      <w:tr>
-        <w:tc>
-          <w:tcPr>
-            <w:tcW w:type="dxa" w:w="964"/>
-          </w:tcPr>
-          <w:p>
-            <w:r>
-              <w:rPr>
-                <w:b/>
-                <w:i w:val="0"/>
-                <w:color w:val="EA580C"/>
-                <w:sz w:val="16"/>
-              </w:rPr>
-              <w:t>Moyenne</w:t>
-            </w:r>
-          </w:p>
-        </w:tc>
-        <w:tc>
-          <w:tcPr>
-            <w:tcW w:type="dxa" w:w="1247"/>
-          </w:tcPr>
-          <w:p>
-            <w:r>
-              <w:rPr>
-                <w:b/>
-                <w:i w:val="0"/>
-                <w:sz w:val="16"/>
-              </w:rPr>
-              <w:t>S01</w:t>
-              <w:br/>
-            </w:r>
-            <w:r>
-              <w:rPr>
-                <w:b w:val="0"/>
-                <w:i w:val="0"/>
-                <w:color w:val="64748B"/>
-                <w:sz w:val="14"/>
-              </w:rPr>
-              <w:t>Démographie</w:t>
-            </w:r>
-          </w:p>
-        </w:tc>
-        <w:tc>
-          <w:tcPr>
-            <w:tcW w:type="dxa" w:w="1531"/>
-          </w:tcPr>
-          <w:p>
-            <w:r>
-              <w:rPr>
-                <w:b/>
-                <w:i w:val="0"/>
-                <w:color w:val="16A34A"/>
-                <w:sz w:val="16"/>
-              </w:rPr>
-              <w:t>—</w:t>
-            </w:r>
-          </w:p>
-        </w:tc>
-        <w:tc>
-          <w:tcPr>
-            <w:tcW w:type="dxa" w:w="1191"/>
-          </w:tcPr>
-          <w:p>
-            <w:r>
-              <w:rPr>
-                <w:b w:val="0"/>
-                <w:i w:val="0"/>
-                <w:color w:val="64748B"/>
-                <w:sz w:val="16"/>
-              </w:rPr>
-              <w:t>GT-CQ</w:t>
-            </w:r>
-          </w:p>
-        </w:tc>
-        <w:tc>
-          <w:tcPr>
-            <w:tcW w:type="dxa" w:w="4706"/>
-          </w:tcPr>
-          <w:p>
-            <w:r>
-              <w:rPr>
-                <w:b w:val="0"/>
-                <w:i w:val="0"/>
-                <w:sz w:val="17"/>
-              </w:rPr>
               <w:t>Prière de verifier l'information donnée par ouleye sy ou corriger au niveau de la section 1.</w:t>
-            </w:r>
-          </w:p>
-        </w:tc>
-      </w:tr>
-      <w:tr>
-        <w:tc>
-          <w:tcPr>
-            <w:tcW w:type="dxa" w:w="964"/>
-          </w:tcPr>
-          <w:p>
-            <w:r>
-              <w:rPr>
-                <w:b/>
-                <w:i w:val="0"/>
-                <w:color w:val="EA580C"/>
-                <w:sz w:val="16"/>
-              </w:rPr>
-              <w:t>Moyenne</w:t>
-            </w:r>
-          </w:p>
-        </w:tc>
-        <w:tc>
-          <w:tcPr>
-            <w:tcW w:type="dxa" w:w="1247"/>
-          </w:tcPr>
-          <w:p>
-            <w:r>
-              <w:rPr>
-                <w:b/>
-                <w:i w:val="0"/>
-                <w:sz w:val="16"/>
-              </w:rPr>
-              <w:t>S02</w:t>
-              <w:br/>
-            </w:r>
-            <w:r>
-              <w:rPr>
-                <w:b w:val="0"/>
-                <w:i w:val="0"/>
-                <w:color w:val="64748B"/>
-                <w:sz w:val="14"/>
-              </w:rPr>
-              <w:t>Éducation</w:t>
-            </w:r>
-          </w:p>
-        </w:tc>
-        <w:tc>
-          <w:tcPr>
-            <w:tcW w:type="dxa" w:w="1531"/>
-          </w:tcPr>
-          <w:p>
-            <w:r>
-              <w:rPr>
-                <w:b/>
-                <w:i w:val="0"/>
-                <w:color w:val="16A34A"/>
-                <w:sz w:val="16"/>
-              </w:rPr>
-              <w:t>—</w:t>
-            </w:r>
-          </w:p>
-        </w:tc>
-        <w:tc>
-          <w:tcPr>
-            <w:tcW w:type="dxa" w:w="1191"/>
-          </w:tcPr>
-          <w:p>
-            <w:r>
-              <w:rPr>
-                <w:b w:val="0"/>
-                <w:i w:val="0"/>
-                <w:color w:val="64748B"/>
-                <w:sz w:val="16"/>
-              </w:rPr>
-              <w:t>GT-CQ</w:t>
-            </w:r>
-          </w:p>
-        </w:tc>
-        <w:tc>
-          <w:tcPr>
-            <w:tcW w:type="dxa" w:w="4706"/>
-          </w:tcPr>
-          <w:p>
-            <w:r>
-              <w:rPr>
-                <w:b w:val="0"/>
-                <w:i w:val="0"/>
-                <w:sz w:val="17"/>
-              </w:rPr>
-              <w:t>veuillez, s'il vous plait, confirmer les frais de scolarité ( 1000 FCFA) payée de Ibrahima sy avec le QG ou apporter les corrections nécessaires.</w:t>
-            </w:r>
-          </w:p>
-        </w:tc>
-      </w:tr>
-      <w:tr>
-        <w:tc>
-          <w:tcPr>
-            <w:tcW w:type="dxa" w:w="964"/>
-          </w:tcPr>
-          <w:p>
-            <w:r>
-              <w:rPr>
-                <w:b/>
-                <w:i w:val="0"/>
-                <w:color w:val="EA580C"/>
-                <w:sz w:val="16"/>
-              </w:rPr>
-              <w:t>Moyenne</w:t>
-            </w:r>
-          </w:p>
-        </w:tc>
-        <w:tc>
-          <w:tcPr>
-            <w:tcW w:type="dxa" w:w="1247"/>
-          </w:tcPr>
-          <w:p>
-            <w:r>
-              <w:rPr>
-                <w:b/>
-                <w:i w:val="0"/>
-                <w:sz w:val="16"/>
-              </w:rPr>
-              <w:t>S02</w:t>
-              <w:br/>
-            </w:r>
-            <w:r>
-              <w:rPr>
-                <w:b w:val="0"/>
-                <w:i w:val="0"/>
-                <w:color w:val="64748B"/>
-                <w:sz w:val="14"/>
-              </w:rPr>
-              <w:t>Éducation</w:t>
-            </w:r>
-          </w:p>
-        </w:tc>
-        <w:tc>
-          <w:tcPr>
-            <w:tcW w:type="dxa" w:w="1531"/>
-          </w:tcPr>
-          <w:p>
-            <w:r>
-              <w:rPr>
-                <w:b/>
-                <w:i w:val="0"/>
-                <w:color w:val="16A34A"/>
-                <w:sz w:val="16"/>
-              </w:rPr>
-              <w:t>—</w:t>
-            </w:r>
-          </w:p>
-        </w:tc>
-        <w:tc>
-          <w:tcPr>
-            <w:tcW w:type="dxa" w:w="1191"/>
-          </w:tcPr>
-          <w:p>
-            <w:r>
-              <w:rPr>
-                <w:b w:val="0"/>
-                <w:i w:val="0"/>
-                <w:color w:val="64748B"/>
-                <w:sz w:val="16"/>
-              </w:rPr>
-              <w:t>GT-CQ</w:t>
-            </w:r>
-          </w:p>
-        </w:tc>
-        <w:tc>
-          <w:tcPr>
-            <w:tcW w:type="dxa" w:w="4706"/>
-          </w:tcPr>
-          <w:p>
-            <w:r>
-              <w:rPr>
-                <w:b w:val="0"/>
-                <w:i w:val="0"/>
-                <w:sz w:val="17"/>
-              </w:rPr>
-              <w:t>veuillez, s'il vous plait, confirmer les frais de scolarité ( 1000 FCFA) payée de ouleye sy avec le QG ou apporter les corrections nécessaires.</w:t>
             </w:r>
           </w:p>
         </w:tc>
